--- a/docs/FenceWall_Manuale_Utente.docx
+++ b/docs/FenceWall_Manuale_Utente.docx
@@ -75,11 +75,7 @@
         <w:jc w:val="center"/>
       </w:pPr>
       <w:r>
-        <w:rPr>
-          <w:color w:val="344054"/>
-          <w:sz w:val="26"/>
-        </w:rPr>
-        <w:t>Versione 1.0 - 06/08/2026</w:t>
+        <w:t>Versione 1.1 - 07/08/2026</w:t>
       </w:r>
     </w:p>
     <w:p>
@@ -168,12 +164,8 @@
             <w:right w:val="single" w:sz="8" w:space="0" w:color="D0D5DD"/>
           </w:tcPr>
           <w:p>
-            <w:r/>
             <w:r>
-              <w:rPr>
-                <w:b w:val="0"/>
-              </w:rPr>
-              <w:t>1.0</w:t>
+              <w:t>1.1</w:t>
             </w:r>
           </w:p>
         </w:tc>
@@ -211,12 +203,8 @@
             <w:right w:val="single" w:sz="8" w:space="0" w:color="D0D5DD"/>
           </w:tcPr>
           <w:p>
-            <w:r/>
             <w:r>
-              <w:rPr>
-                <w:b w:val="0"/>
-              </w:rPr>
-              <w:t>06/08/2026</w:t>
+              <w:t>07/08/2026</w:t>
             </w:r>
           </w:p>
         </w:tc>
@@ -680,11 +668,8 @@
             <w:vAlign w:val="center"/>
           </w:tcPr>
           <w:p>
-            <w:pPr>
-              <w:spacing w:after="60"/>
-            </w:pPr>
             <w:r>
-              <w:t>Quando serve impostare rete, modalità, spot, aggiornamenti o riavvio.</w:t>
+              <w:t>Quando serve impostare rete, modalità, spot, manuale, aggiornamenti o riavvio.</w:t>
             </w:r>
           </w:p>
         </w:tc>
@@ -1697,7 +1682,7 @@
     </w:p>
     <w:p>
       <w:r>
-        <w:t>Dalla schermata con il logo, premere il joystick centrale. Le voci disponibili sono: NETWORK, MODE, SPOT, AVATAR ATLETA, UPDATE, REBOOT.</w:t>
+        <w:t>Dalla schermata con il logo, premere il joystick centrale. Le voci disponibili sono: NETWORK, MODE, SPOT, AVATAR ATLETA, MANUALE, UPDATE, REBOOT.</w:t>
       </w:r>
     </w:p>
     <w:tbl>
@@ -1724,14 +1709,7 @@
             <w:shd w:fill="0B2D4D"/>
           </w:tcPr>
           <w:p>
-            <w:pPr>
-              <w:spacing w:after="60"/>
-            </w:pPr>
             <w:r>
-              <w:rPr>
-                <w:b/>
-                <w:color w:val="FFFFFF"/>
-              </w:rPr>
               <w:t>Voce</w:t>
             </w:r>
           </w:p>
@@ -1747,14 +1725,7 @@
             <w:shd w:fill="0B2D4D"/>
           </w:tcPr>
           <w:p>
-            <w:pPr>
-              <w:spacing w:after="60"/>
-            </w:pPr>
             <w:r>
-              <w:rPr>
-                <w:b/>
-                <w:color w:val="FFFFFF"/>
-              </w:rPr>
               <w:t>Cosa fa</w:t>
             </w:r>
           </w:p>
@@ -1770,14 +1741,7 @@
             <w:shd w:fill="0B2D4D"/>
           </w:tcPr>
           <w:p>
-            <w:pPr>
-              <w:spacing w:after="60"/>
-            </w:pPr>
             <w:r>
-              <w:rPr>
-                <w:b/>
-                <w:color w:val="FFFFFF"/>
-              </w:rPr>
               <w:t>Come usarla</w:t>
             </w:r>
           </w:p>
@@ -1794,9 +1758,6 @@
             <w:vAlign w:val="center"/>
           </w:tcPr>
           <w:p>
-            <w:pPr>
-              <w:spacing w:after="60"/>
-            </w:pPr>
             <w:r>
               <w:t>NETWORK</w:t>
             </w:r>
@@ -1812,9 +1773,6 @@
             <w:vAlign w:val="center"/>
           </w:tcPr>
           <w:p>
-            <w:pPr>
-              <w:spacing w:after="60"/>
-            </w:pPr>
             <w:r>
               <w:t>Configura rete ethernet via cavo.</w:t>
             </w:r>
@@ -1830,9 +1788,6 @@
             <w:vAlign w:val="center"/>
           </w:tcPr>
           <w:p>
-            <w:pPr>
-              <w:spacing w:after="60"/>
-            </w:pPr>
             <w:r>
               <w:t>Permette di modificare IP, subnet mask in formato 255.255.255.0 e gateway. La WLAN non viene modificata dal menu.</w:t>
             </w:r>
@@ -1850,9 +1805,6 @@
             <w:vAlign w:val="center"/>
           </w:tcPr>
           <w:p>
-            <w:pPr>
-              <w:spacing w:after="60"/>
-            </w:pPr>
             <w:r>
               <w:t>MODE</w:t>
             </w:r>
@@ -1868,9 +1820,6 @@
             <w:vAlign w:val="center"/>
           </w:tcPr>
           <w:p>
-            <w:pPr>
-              <w:spacing w:after="60"/>
-            </w:pPr>
             <w:r>
               <w:t>Sceglie il tipo di visualizzazione.</w:t>
             </w:r>
@@ -1886,9 +1835,6 @@
             <w:vAlign w:val="center"/>
           </w:tcPr>
           <w:p>
-            <w:pPr>
-              <w:spacing w:after="60"/>
-            </w:pPr>
             <w:r>
               <w:t>LEDWALL usa l’uscita rossa per il fronte e l’uscita verde per il retro specchiato. SOTTOPEDANA usa l’uscita rossa per il lato sinistro e l’uscita verde per il lato destro. Dopo il salvataggio il sistema si riavvia automaticamente.</w:t>
             </w:r>
@@ -1906,9 +1852,6 @@
             <w:vAlign w:val="center"/>
           </w:tcPr>
           <w:p>
-            <w:pPr>
-              <w:spacing w:after="60"/>
-            </w:pPr>
             <w:r>
               <w:t>SPOT</w:t>
             </w:r>
@@ -1924,9 +1867,6 @@
             <w:vAlign w:val="center"/>
           </w:tcPr>
           <w:p>
-            <w:pPr>
-              <w:spacing w:after="60"/>
-            </w:pPr>
             <w:r>
               <w:t>Configura i minuti di inattivita.</w:t>
             </w:r>
@@ -1942,9 +1882,6 @@
             <w:vAlign w:val="center"/>
           </w:tcPr>
           <w:p>
-            <w:pPr>
-              <w:spacing w:after="60"/>
-            </w:pPr>
             <w:r>
               <w:t>Imposta dopo quanti minuti con timer invariato deve partire la pubblicità. Se non arriva alcun dato seriale, la pausa parte automaticamente dopo circa 10 secondi.</w:t>
             </w:r>
@@ -1962,9 +1899,6 @@
             <w:vAlign w:val="center"/>
           </w:tcPr>
           <w:p>
-            <w:pPr>
-              <w:spacing w:after="60"/>
-            </w:pPr>
             <w:r>
               <w:t>AVATAR ATLETA</w:t>
             </w:r>
@@ -1980,9 +1914,6 @@
             <w:vAlign w:val="center"/>
           </w:tcPr>
           <w:p>
-            <w:pPr>
-              <w:spacing w:after="60"/>
-            </w:pPr>
             <w:r>
               <w:t>Attiva o disattiva immagine generica atleta.</w:t>
             </w:r>
@@ -1998,9 +1929,6 @@
             <w:vAlign w:val="center"/>
           </w:tcPr>
           <w:p>
-            <w:pPr>
-              <w:spacing w:after="60"/>
-            </w:pPr>
             <w:r>
               <w:t>Se impostato su SI, quando manca la foto dell’atleta viene mostrato il placeholder. Se impostato su NO, il box foto resta senza placeholder.</w:t>
             </w:r>
@@ -2018,9 +1946,53 @@
             <w:vAlign w:val="center"/>
           </w:tcPr>
           <w:p>
-            <w:pPr>
-              <w:spacing w:after="60"/>
-            </w:pPr>
+            <w:r>
+              <w:t>MANUALE</w:t>
+            </w:r>
+          </w:p>
+        </w:tc>
+        <w:tc>
+          <w:tcPr>
+            <w:tcW w:type="dxa" w:w="3364"/>
+            <w:top w:val="single" w:sz="8" w:space="0" w:color="D0D5DD"/>
+            <w:left w:val="single" w:sz="8" w:space="0" w:color="D0D5DD"/>
+            <w:bottom w:val="single" w:sz="8" w:space="0" w:color="D0D5DD"/>
+            <w:right w:val="single" w:sz="8" w:space="0" w:color="D0D5DD"/>
+            <w:vAlign w:val="center"/>
+          </w:tcPr>
+          <w:p>
+            <w:r>
+              <w:t>Mostra il QRCode del manuale utente.</w:t>
+            </w:r>
+          </w:p>
+        </w:tc>
+        <w:tc>
+          <w:tcPr>
+            <w:tcW w:type="dxa" w:w="3364"/>
+            <w:top w:val="single" w:sz="8" w:space="0" w:color="D0D5DD"/>
+            <w:left w:val="single" w:sz="8" w:space="0" w:color="D0D5DD"/>
+            <w:bottom w:val="single" w:sz="8" w:space="0" w:color="D0D5DD"/>
+            <w:right w:val="single" w:sz="8" w:space="0" w:color="D0D5DD"/>
+            <w:vAlign w:val="center"/>
+          </w:tcPr>
+          <w:p>
+            <w:r>
+              <w:t>Inquadrare il QRCode con uno smartphone per aprire il manuale PDF online. Richiede collegamento internet sul telefono.</w:t>
+            </w:r>
+          </w:p>
+        </w:tc>
+      </w:tr>
+      <w:tr>
+        <w:tc>
+          <w:tcPr>
+            <w:tcW w:type="dxa" w:w="3364"/>
+            <w:top w:val="single" w:sz="8" w:space="0" w:color="D0D5DD"/>
+            <w:left w:val="single" w:sz="8" w:space="0" w:color="D0D5DD"/>
+            <w:bottom w:val="single" w:sz="8" w:space="0" w:color="D0D5DD"/>
+            <w:right w:val="single" w:sz="8" w:space="0" w:color="D0D5DD"/>
+            <w:vAlign w:val="center"/>
+          </w:tcPr>
+          <w:p>
             <w:r>
               <w:t>UPDATE</w:t>
             </w:r>
@@ -2036,11 +2008,8 @@
             <w:vAlign w:val="center"/>
           </w:tcPr>
           <w:p>
-            <w:pPr>
-              <w:spacing w:after="60"/>
-            </w:pPr>
             <w:r>
-              <w:t>Scarica gli aggiornamenti da un server.</w:t>
+              <w:t>Scarica gli aggiornamenti da un server e aggiorna le dipendenze OLED.</w:t>
             </w:r>
           </w:p>
         </w:tc>
@@ -2054,11 +2023,8 @@
             <w:vAlign w:val="center"/>
           </w:tcPr>
           <w:p>
-            <w:pPr>
-              <w:spacing w:after="60"/>
-            </w:pPr>
             <w:r>
-              <w:t>Richiede connessione internet. Se ci sono aggiornamenti, il display mostra l’esito e permette di riavviare.</w:t>
+              <w:t>Richiede connessione internet. Se ci sono aggiornamenti o nuove librerie, il display mostra l’esito e permette di riavviare. Usare questa voce anche quando viene aggiunta una nuova funzione del display.</w:t>
             </w:r>
           </w:p>
         </w:tc>
@@ -2067,16 +2033,8 @@
         <w:tc>
           <w:tcPr>
             <w:tcW w:type="dxa" w:w="3364"/>
-            <w:top w:val="single" w:sz="8" w:space="0" w:color="D0D5DD"/>
-            <w:left w:val="single" w:sz="8" w:space="0" w:color="D0D5DD"/>
-            <w:bottom w:val="single" w:sz="8" w:space="0" w:color="D0D5DD"/>
-            <w:right w:val="single" w:sz="8" w:space="0" w:color="D0D5DD"/>
-            <w:vAlign w:val="center"/>
           </w:tcPr>
           <w:p>
-            <w:pPr>
-              <w:spacing w:after="60"/>
-            </w:pPr>
             <w:r>
               <w:t>REBOOT</w:t>
             </w:r>
@@ -2085,16 +2043,8 @@
         <w:tc>
           <w:tcPr>
             <w:tcW w:type="dxa" w:w="3364"/>
-            <w:top w:val="single" w:sz="8" w:space="0" w:color="D0D5DD"/>
-            <w:left w:val="single" w:sz="8" w:space="0" w:color="D0D5DD"/>
-            <w:bottom w:val="single" w:sz="8" w:space="0" w:color="D0D5DD"/>
-            <w:right w:val="single" w:sz="8" w:space="0" w:color="D0D5DD"/>
-            <w:vAlign w:val="center"/>
           </w:tcPr>
           <w:p>
-            <w:pPr>
-              <w:spacing w:after="60"/>
-            </w:pPr>
             <w:r>
               <w:t>Riavvia FENCEWALL.</w:t>
             </w:r>
@@ -2103,16 +2053,8 @@
         <w:tc>
           <w:tcPr>
             <w:tcW w:type="dxa" w:w="3364"/>
-            <w:top w:val="single" w:sz="8" w:space="0" w:color="D0D5DD"/>
-            <w:left w:val="single" w:sz="8" w:space="0" w:color="D0D5DD"/>
-            <w:bottom w:val="single" w:sz="8" w:space="0" w:color="D0D5DD"/>
-            <w:right w:val="single" w:sz="8" w:space="0" w:color="D0D5DD"/>
-            <w:vAlign w:val="center"/>
           </w:tcPr>
           <w:p>
-            <w:pPr>
-              <w:spacing w:after="60"/>
-            </w:pPr>
             <w:r>
               <w:t>Usare per riavviare in modo controllato dopo modifiche o se la visualizzazione non riparte correttamente.</w:t>
             </w:r>
@@ -2484,6 +2426,38 @@
       </w:pPr>
       <w:r>
         <w:t>Usare il portale da desktop o mobile. La grafica è pensata anche per smartphone.</w:t>
+      </w:r>
+    </w:p>
+    <w:p>
+      <w:pPr>
+        <w:pStyle w:val="Heading2"/>
+      </w:pPr>
+      <w:r>
+        <w:t>Manuale online</w:t>
+      </w:r>
+    </w:p>
+    <w:p>
+      <w:pPr>
+        <w:pStyle w:val="ListBullet"/>
+      </w:pPr>
+      <w:r>
+        <w:t>Nel menu del portale è presente la voce Manuale.</w:t>
+      </w:r>
+    </w:p>
+    <w:p>
+      <w:pPr>
+        <w:pStyle w:val="ListBullet"/>
+      </w:pPr>
+      <w:r>
+        <w:t>La voce apre il PDF del manuale utente all’indirizzo https://fencewall.sportlabweb.it/manuale.</w:t>
+      </w:r>
+    </w:p>
+    <w:p>
+      <w:pPr>
+        <w:pStyle w:val="ListBullet"/>
+      </w:pPr>
+      <w:r>
+        <w:t>Lo stesso indirizzo è quello mostrato dal QRCode nella voce MANUALE del display OLED.</w:t>
       </w:r>
     </w:p>
     <w:p>
@@ -3187,11 +3161,8 @@
             <w:vAlign w:val="center"/>
           </w:tcPr>
           <w:p>
-            <w:pPr>
-              <w:spacing w:after="60"/>
-            </w:pPr>
             <w:r>
-              <w:t>Mancanza internet o modifiche locali su FENCEWALL.</w:t>
+              <w:t>Mancanza internet, server non raggiungibile o modifiche locali su FENCEWALL.</w:t>
             </w:r>
           </w:p>
         </w:tc>
@@ -3205,11 +3176,8 @@
             <w:vAlign w:val="center"/>
           </w:tcPr>
           <w:p>
-            <w:pPr>
-              <w:spacing w:after="60"/>
-            </w:pPr>
             <w:r>
-              <w:t>Riprovare con rete attiva o chiamare assistenza tecnica.</w:t>
+              <w:t>Riprovare con rete attiva. Se l’errore resta, chiamare assistenza tecnica.</w:t>
             </w:r>
           </w:p>
         </w:tc>
@@ -3244,7 +3212,7 @@
         <w:pStyle w:val="ListBullet"/>
       </w:pPr>
       <w:r>
-        <w:t>Per aggiornamenti software usare preferibilmente la voce UPDATE del display oppure una procedura tecnica controllata.</w:t>
+        <w:t>Per aggiornamenti software usare preferibilmente la voce UPDATE del display: questa scarica gli aggiornamenti e installa anche le dipendenze necessarie alle funzioni OLED, come il QRCode del manuale.</w:t>
       </w:r>
     </w:p>
     <w:p>
@@ -3257,6 +3225,8 @@
     </w:p>
     <w:sectPr>
       <w:footerReference w:type="default" r:id="rId9"/>
+      <w:footerReference w:type="first" r:id="rId13"/>
+      <w:footerReference w:type="even" r:id="rId14"/>
       <w:pgSz w:w="11906" w:h="16838"/>
       <w:pgMar w:top="850" w:right="907" w:bottom="850" w:left="907" w:header="720" w:footer="720" w:gutter="0"/>
       <w:cols w:space="720"/>
@@ -3270,44 +3240,242 @@
 <w:ftr xmlns:m="http://schemas.openxmlformats.org/officeDocument/2006/math" xmlns:mc="http://schemas.openxmlformats.org/markup-compatibility/2006" xmlns:mo="http://schemas.microsoft.com/office/mac/office/2008/main" xmlns:mv="urn:schemas-microsoft-com:mac:vml" xmlns:o="urn:schemas-microsoft-com:office:office" xmlns:r="http://schemas.openxmlformats.org/officeDocument/2006/relationships" xmlns:v="urn:schemas-microsoft-com:vml" xmlns:w10="urn:schemas-microsoft-com:office:word" xmlns:w14="http://schemas.microsoft.com/office/word/2010/wordml" xmlns:w="http://schemas.openxmlformats.org/wordprocessingml/2006/main" xmlns:wne="http://schemas.microsoft.com/office/word/2006/wordml" xmlns:wp14="http://schemas.microsoft.com/office/word/2010/wordprocessingDrawing" xmlns:wp="http://schemas.openxmlformats.org/drawingml/2006/wordprocessingDrawing" xmlns:wpc="http://schemas.microsoft.com/office/word/2010/wordprocessingCanvas" xmlns:wpg="http://schemas.microsoft.com/office/word/2010/wordprocessingGroup" xmlns:wpi="http://schemas.microsoft.com/office/word/2010/wordprocessingInk" xmlns:wps="http://schemas.microsoft.com/office/word/2010/wordprocessingShape" mc:Ignorable="w14 wp14">
   <w:p>
     <w:pPr>
-      <w:pStyle w:val="Footer"/>
       <w:jc w:val="center"/>
     </w:pPr>
-    <w:r/>
     <w:r>
       <w:rPr>
-        <w:color w:val="667085"/>
-        <w:sz w:val="16"/>
-      </w:rPr>
-      <w:t xml:space="preserve">FENCEWALL by SCHERMALAB - Manuale utente finale - versione 1.0 - 06/08/2026 - pagina </w:t>
+        <w:rFonts w:ascii="Arial" w:hAnsi="Arial"/>
+      </w:rPr>
+      <w:t xml:space="preserve">FENCEWALL by SCHERMALAB - Manuale utente finale - versione 1.1 - 07/08/2026 - pagina </w:t>
     </w:r>
     <w:r>
       <w:rPr>
-        <w:color w:val="667085"/>
-        <w:sz w:val="16"/>
+        <w:rFonts w:ascii="Arial" w:hAnsi="Arial"/>
       </w:rPr>
       <w:fldChar w:fldCharType="begin"/>
-      <w:instrText xml:space="preserve">PAGE</w:instrText>
+    </w:r>
+    <w:r>
+      <w:rPr>
+        <w:rFonts w:ascii="Arial" w:hAnsi="Arial"/>
+      </w:rPr>
+      <w:instrText xml:space="preserve"> PAGE </w:instrText>
+    </w:r>
+    <w:r>
+      <w:rPr>
+        <w:rFonts w:ascii="Arial" w:hAnsi="Arial"/>
+      </w:rPr>
       <w:fldChar w:fldCharType="separate"/>
+    </w:r>
+    <w:r>
+      <w:rPr>
+        <w:rFonts w:ascii="Arial" w:hAnsi="Arial"/>
+      </w:rPr>
       <w:t>1</w:t>
+    </w:r>
+    <w:r>
+      <w:rPr>
+        <w:rFonts w:ascii="Arial" w:hAnsi="Arial"/>
+      </w:rPr>
       <w:fldChar w:fldCharType="end"/>
     </w:r>
     <w:r>
       <w:rPr>
-        <w:color w:val="667085"/>
-        <w:sz w:val="16"/>
+        <w:rFonts w:ascii="Arial" w:hAnsi="Arial"/>
       </w:rPr>
       <w:t xml:space="preserve"> di </w:t>
     </w:r>
     <w:r>
       <w:rPr>
-        <w:color w:val="667085"/>
-        <w:sz w:val="16"/>
+        <w:rFonts w:ascii="Arial" w:hAnsi="Arial"/>
       </w:rPr>
       <w:fldChar w:fldCharType="begin"/>
-      <w:instrText xml:space="preserve">NUMPAGES</w:instrText>
+    </w:r>
+    <w:r>
+      <w:rPr>
+        <w:rFonts w:ascii="Arial" w:hAnsi="Arial"/>
+      </w:rPr>
+      <w:instrText xml:space="preserve"> NUMPAGES </w:instrText>
+    </w:r>
+    <w:r>
+      <w:rPr>
+        <w:rFonts w:ascii="Arial" w:hAnsi="Arial"/>
+      </w:rPr>
       <w:fldChar w:fldCharType="separate"/>
+    </w:r>
+    <w:r>
+      <w:rPr>
+        <w:rFonts w:ascii="Arial" w:hAnsi="Arial"/>
+      </w:rPr>
       <w:t>1</w:t>
+    </w:r>
+    <w:r>
+      <w:rPr>
+        <w:rFonts w:ascii="Arial" w:hAnsi="Arial"/>
+      </w:rPr>
+      <w:fldChar w:fldCharType="end"/>
+    </w:r>
+  </w:p>
+</w:ftr>
+</file>
+
+<file path=word/footer2.xml><?xml version="1.0" encoding="utf-8"?>
+<w:ftr xmlns:m="http://schemas.openxmlformats.org/officeDocument/2006/math" xmlns:mc="http://schemas.openxmlformats.org/markup-compatibility/2006" xmlns:mo="http://schemas.microsoft.com/office/mac/office/2008/main" xmlns:mv="urn:schemas-microsoft-com:mac:vml" xmlns:o="urn:schemas-microsoft-com:office:office" xmlns:r="http://schemas.openxmlformats.org/officeDocument/2006/relationships" xmlns:v="urn:schemas-microsoft-com:vml" xmlns:w10="urn:schemas-microsoft-com:office:word" xmlns:w14="http://schemas.microsoft.com/office/word/2010/wordml" xmlns:w="http://schemas.openxmlformats.org/wordprocessingml/2006/main" xmlns:wne="http://schemas.microsoft.com/office/word/2006/wordml" xmlns:wp14="http://schemas.microsoft.com/office/word/2010/wordprocessingDrawing" xmlns:wp="http://schemas.openxmlformats.org/drawingml/2006/wordprocessingDrawing" xmlns:wpc="http://schemas.microsoft.com/office/word/2010/wordprocessingCanvas" xmlns:wpg="http://schemas.microsoft.com/office/word/2010/wordprocessingGroup" xmlns:wpi="http://schemas.microsoft.com/office/word/2010/wordprocessingInk" xmlns:wps="http://schemas.microsoft.com/office/word/2010/wordprocessingShape" mc:Ignorable="w14 wp14">
+  <w:p>
+    <w:pPr>
+      <w:jc w:val="center"/>
+    </w:pPr>
+    <w:r>
+      <w:rPr>
+        <w:rFonts w:ascii="Arial" w:hAnsi="Arial"/>
+      </w:rPr>
+      <w:t xml:space="preserve">FENCEWALL by SCHERMALAB - Manuale utente finale - versione 1.1 - 07/08/2026 - pagina </w:t>
+    </w:r>
+    <w:r>
+      <w:rPr>
+        <w:rFonts w:ascii="Arial" w:hAnsi="Arial"/>
+      </w:rPr>
+      <w:fldChar w:fldCharType="begin"/>
+    </w:r>
+    <w:r>
+      <w:rPr>
+        <w:rFonts w:ascii="Arial" w:hAnsi="Arial"/>
+      </w:rPr>
+      <w:instrText xml:space="preserve"> PAGE </w:instrText>
+    </w:r>
+    <w:r>
+      <w:rPr>
+        <w:rFonts w:ascii="Arial" w:hAnsi="Arial"/>
+      </w:rPr>
+      <w:fldChar w:fldCharType="separate"/>
+    </w:r>
+    <w:r>
+      <w:rPr>
+        <w:rFonts w:ascii="Arial" w:hAnsi="Arial"/>
+      </w:rPr>
+      <w:t>1</w:t>
+    </w:r>
+    <w:r>
+      <w:rPr>
+        <w:rFonts w:ascii="Arial" w:hAnsi="Arial"/>
+      </w:rPr>
+      <w:fldChar w:fldCharType="end"/>
+    </w:r>
+    <w:r>
+      <w:rPr>
+        <w:rFonts w:ascii="Arial" w:hAnsi="Arial"/>
+      </w:rPr>
+      <w:t xml:space="preserve"> di </w:t>
+    </w:r>
+    <w:r>
+      <w:rPr>
+        <w:rFonts w:ascii="Arial" w:hAnsi="Arial"/>
+      </w:rPr>
+      <w:fldChar w:fldCharType="begin"/>
+    </w:r>
+    <w:r>
+      <w:rPr>
+        <w:rFonts w:ascii="Arial" w:hAnsi="Arial"/>
+      </w:rPr>
+      <w:instrText xml:space="preserve"> NUMPAGES </w:instrText>
+    </w:r>
+    <w:r>
+      <w:rPr>
+        <w:rFonts w:ascii="Arial" w:hAnsi="Arial"/>
+      </w:rPr>
+      <w:fldChar w:fldCharType="separate"/>
+    </w:r>
+    <w:r>
+      <w:rPr>
+        <w:rFonts w:ascii="Arial" w:hAnsi="Arial"/>
+      </w:rPr>
+      <w:t>1</w:t>
+    </w:r>
+    <w:r>
+      <w:rPr>
+        <w:rFonts w:ascii="Arial" w:hAnsi="Arial"/>
+      </w:rPr>
+      <w:fldChar w:fldCharType="end"/>
+    </w:r>
+  </w:p>
+</w:ftr>
+</file>
+
+<file path=word/footer3.xml><?xml version="1.0" encoding="utf-8"?>
+<w:ftr xmlns:m="http://schemas.openxmlformats.org/officeDocument/2006/math" xmlns:mc="http://schemas.openxmlformats.org/markup-compatibility/2006" xmlns:mo="http://schemas.microsoft.com/office/mac/office/2008/main" xmlns:mv="urn:schemas-microsoft-com:mac:vml" xmlns:o="urn:schemas-microsoft-com:office:office" xmlns:r="http://schemas.openxmlformats.org/officeDocument/2006/relationships" xmlns:v="urn:schemas-microsoft-com:vml" xmlns:w10="urn:schemas-microsoft-com:office:word" xmlns:w14="http://schemas.microsoft.com/office/word/2010/wordml" xmlns:w="http://schemas.openxmlformats.org/wordprocessingml/2006/main" xmlns:wne="http://schemas.microsoft.com/office/word/2006/wordml" xmlns:wp14="http://schemas.microsoft.com/office/word/2010/wordprocessingDrawing" xmlns:wp="http://schemas.openxmlformats.org/drawingml/2006/wordprocessingDrawing" xmlns:wpc="http://schemas.microsoft.com/office/word/2010/wordprocessingCanvas" xmlns:wpg="http://schemas.microsoft.com/office/word/2010/wordprocessingGroup" xmlns:wpi="http://schemas.microsoft.com/office/word/2010/wordprocessingInk" xmlns:wps="http://schemas.microsoft.com/office/word/2010/wordprocessingShape" mc:Ignorable="w14 wp14">
+  <w:p>
+    <w:pPr>
+      <w:jc w:val="center"/>
+    </w:pPr>
+    <w:r>
+      <w:rPr>
+        <w:rFonts w:ascii="Arial" w:hAnsi="Arial"/>
+      </w:rPr>
+      <w:t xml:space="preserve">FENCEWALL by SCHERMALAB - Manuale utente finale - versione 1.1 - 07/08/2026 - pagina </w:t>
+    </w:r>
+    <w:r>
+      <w:rPr>
+        <w:rFonts w:ascii="Arial" w:hAnsi="Arial"/>
+      </w:rPr>
+      <w:fldChar w:fldCharType="begin"/>
+    </w:r>
+    <w:r>
+      <w:rPr>
+        <w:rFonts w:ascii="Arial" w:hAnsi="Arial"/>
+      </w:rPr>
+      <w:instrText xml:space="preserve"> PAGE </w:instrText>
+    </w:r>
+    <w:r>
+      <w:rPr>
+        <w:rFonts w:ascii="Arial" w:hAnsi="Arial"/>
+      </w:rPr>
+      <w:fldChar w:fldCharType="separate"/>
+    </w:r>
+    <w:r>
+      <w:rPr>
+        <w:rFonts w:ascii="Arial" w:hAnsi="Arial"/>
+      </w:rPr>
+      <w:t>1</w:t>
+    </w:r>
+    <w:r>
+      <w:rPr>
+        <w:rFonts w:ascii="Arial" w:hAnsi="Arial"/>
+      </w:rPr>
+      <w:fldChar w:fldCharType="end"/>
+    </w:r>
+    <w:r>
+      <w:rPr>
+        <w:rFonts w:ascii="Arial" w:hAnsi="Arial"/>
+      </w:rPr>
+      <w:t xml:space="preserve"> di </w:t>
+    </w:r>
+    <w:r>
+      <w:rPr>
+        <w:rFonts w:ascii="Arial" w:hAnsi="Arial"/>
+      </w:rPr>
+      <w:fldChar w:fldCharType="begin"/>
+    </w:r>
+    <w:r>
+      <w:rPr>
+        <w:rFonts w:ascii="Arial" w:hAnsi="Arial"/>
+      </w:rPr>
+      <w:instrText xml:space="preserve"> NUMPAGES </w:instrText>
+    </w:r>
+    <w:r>
+      <w:rPr>
+        <w:rFonts w:ascii="Arial" w:hAnsi="Arial"/>
+      </w:rPr>
+      <w:fldChar w:fldCharType="separate"/>
+    </w:r>
+    <w:r>
+      <w:rPr>
+        <w:rFonts w:ascii="Arial" w:hAnsi="Arial"/>
+      </w:rPr>
+      <w:t>1</w:t>
+    </w:r>
+    <w:r>
+      <w:rPr>
+        <w:rFonts w:ascii="Arial" w:hAnsi="Arial"/>
+      </w:rPr>
       <w:fldChar w:fldCharType="end"/>
     </w:r>
   </w:p>

--- a/docs/FenceWall_Manuale_Utente.docx
+++ b/docs/FenceWall_Manuale_Utente.docx
@@ -14,7 +14,7 @@
           <w:color w:val="0B2D4D"/>
           <w:sz w:val="68"/>
         </w:rPr>
-        <w:t>FENCEWALL RACK</w:t>
+        <w:t>FENCEWALL</w:t>
       </w:r>
     </w:p>
     <w:p>
@@ -75,7 +75,7 @@
         <w:jc w:val="center"/>
       </w:pPr>
       <w:r>
-        <w:t>Versione 1.1 - 07/08/2026</w:t>
+        <w:t>Versione 1.2 - 07/08/2026</w:t>
       </w:r>
     </w:p>
     <w:p>
@@ -106,7 +106,7 @@
           <w:color w:val="0B2D4D"/>
           <w:sz w:val="56"/>
         </w:rPr>
-        <w:t>FENCEWALL RACK</w:t>
+        <w:t>FENCEWALL</w:t>
       </w:r>
     </w:p>
     <w:p>
@@ -165,7 +165,7 @@
           </w:tcPr>
           <w:p>
             <w:r>
-              <w:t>1.1</w:t>
+              <w:t>1.2</w:t>
             </w:r>
           </w:p>
         </w:tc>
@@ -264,7 +264,7 @@
     </w:p>
     <w:p>
       <w:r>
-        <w:t>FenceWall Rack riceve i dati dalla seriale dell’apparato di scherma e li mostra in tempo reale sui ledwall. Per il funzionamento completo è necessario che FENCEWALL abbia un collegamento a internet: foto atleti, video pubblicitari ed eventuali bandiere non standard vengono scaricati dal server. Il sistema può lavorare in due modalità:</w:t>
+        <w:t>FENCEWALL riceve i dati dalla seriale dell’apparato di scherma e li mostra in tempo reale sui ledwall. Per il funzionamento completo è necessario che FENCEWALL abbia un collegamento a internet: foto atleti, video pubblicitari ed eventuali bandiere non standard vengono scaricati dal server. Il sistema può lavorare in due modalità:</w:t>
       </w:r>
     </w:p>
     <w:p>
@@ -296,7 +296,7 @@
         <w:pStyle w:val="Heading1"/>
       </w:pPr>
       <w:r>
-        <w:t>2. Porte del FenceWall Rack</w:t>
+        <w:t>2. Porte del FENCEWALL</w:t>
       </w:r>
     </w:p>
     <w:tbl>
@@ -576,11 +576,8 @@
             <w:vAlign w:val="center"/>
           </w:tcPr>
           <w:p>
-            <w:pPr>
-              <w:spacing w:after="60"/>
-            </w:pPr>
             <w:r>
-              <w:t>Accende e spegne FenceWall Rack e i dispositivi interni.</w:t>
+              <w:t>Interruttore fisico generale di accensione/spegnimento.</w:t>
             </w:r>
           </w:p>
         </w:tc>
@@ -594,11 +591,8 @@
             <w:vAlign w:val="center"/>
           </w:tcPr>
           <w:p>
-            <w:pPr>
-              <w:spacing w:after="60"/>
-            </w:pPr>
             <w:r>
-              <w:t>All’accensione o allo spegnimento del sistema.</w:t>
+              <w:t>All’accensione del sistema. Per lo spegnimento usare prima POWER OFF dal display OLED.</w:t>
             </w:r>
           </w:p>
         </w:tc>
@@ -612,11 +606,8 @@
             <w:vAlign w:val="center"/>
           </w:tcPr>
           <w:p>
-            <w:pPr>
-              <w:spacing w:after="60"/>
-            </w:pPr>
             <w:r>
-              <w:t>Accendere solo dopo aver verificato i collegamenti principali.</w:t>
+              <w:t>Dopo POWER OFF attendere lo spegnimento completo prima di togliere alimentazione.</w:t>
             </w:r>
           </w:p>
         </w:tc>
@@ -669,7 +660,7 @@
           </w:tcPr>
           <w:p>
             <w:r>
-              <w:t>Quando serve impostare rete, modalità, spot, manuale, aggiornamenti o riavvio.</w:t>
+              <w:t>Quando serve impostare rete, modalità, spot, avatar, manuale, versione, aggiornamenti, riavvio o spegnimento.</w:t>
             </w:r>
           </w:p>
         </w:tc>
@@ -1124,7 +1115,7 @@
         <w:ind w:left="340" w:hanging="198"/>
       </w:pPr>
       <w:r>
-        <w:t>1.  Accendere FenceWall Rack.</w:t>
+        <w:t>1.  Accendere FENCEWALL.</w:t>
       </w:r>
     </w:p>
     <w:p>
@@ -1149,6 +1140,32 @@
       </w:pPr>
       <w:r>
         <w:t>4.  Quando arrivano i dati seriali, punteggi, timer, nomi, nazioni e cartellini si aggiornano in tempo reale.</w:t>
+      </w:r>
+    </w:p>
+    <w:p>
+      <w:pPr>
+        <w:pStyle w:val="Heading2"/>
+      </w:pPr>
+      <w:r>
+        <w:t>Spegnimento corretto</w:t>
+      </w:r>
+    </w:p>
+    <w:p>
+      <w:pPr/>
+      <w:r>
+        <w:t>1.  Dal display OLED entrare nel menu POWER OFF.</w:t>
+      </w:r>
+    </w:p>
+    <w:p>
+      <w:pPr/>
+      <w:r>
+        <w:t>2.  Premere il pulsante bianco per confermare lo spegnimento.</w:t>
+      </w:r>
+    </w:p>
+    <w:p>
+      <w:pPr/>
+      <w:r>
+        <w:t>3.  Attendere che FENCEWALL sia completamente spento prima di togliere alimentazione dall’interruttore fisico.</w:t>
       </w:r>
     </w:p>
     <w:tbl>
@@ -1682,7 +1699,7 @@
     </w:p>
     <w:p>
       <w:r>
-        <w:t>Dalla schermata con il logo, premere il joystick centrale. Le voci disponibili sono: NETWORK, MODE, SPOT, AVATAR ATLETA, MANUALE, UPDATE, REBOOT.</w:t>
+        <w:t>Dalla schermata con il logo, premere il joystick centrale. Le voci disponibili sono: NETWORK, MODE, SPOT, AVATAR ATLETA, MANUALE, VERSIONE, UPDATE, REBOOT, POWER OFF.</w:t>
       </w:r>
     </w:p>
     <w:tbl>
@@ -2009,7 +2026,7 @@
           </w:tcPr>
           <w:p>
             <w:r>
-              <w:t>Scarica gli aggiornamenti da un server e aggiorna le dipendenze OLED.</w:t>
+              <w:t>Scarica gli aggiornamenti da un server e installa le dipendenze necessarie.</w:t>
             </w:r>
           </w:p>
         </w:tc>
@@ -2024,7 +2041,7 @@
           </w:tcPr>
           <w:p>
             <w:r>
-              <w:t>Richiede connessione internet. Se ci sono aggiornamenti o nuove librerie, il display mostra l’esito e permette di riavviare. Usare questa voce anche quando viene aggiunta una nuova funzione del display.</w:t>
+              <w:t>Richiede connessione internet. Può installare automaticamente componenti richiesti, come QRCode manuale e ffmpeg per ottimizzare i video pubblicitari. Se richiesto, confermare il riavvio con il pulsante bianco.</w:t>
             </w:r>
           </w:p>
         </w:tc>
@@ -2056,7 +2073,71 @@
           </w:tcPr>
           <w:p>
             <w:r>
-              <w:t>Usare per riavviare in modo controllato dopo modifiche o se la visualizzazione non riparte correttamente.</w:t>
+              <w:t>Usare per riavviare in modo controllato dopo modifiche o se la visualizzazione necessita di un riavvio.</w:t>
+            </w:r>
+          </w:p>
+        </w:tc>
+      </w:tr>
+      <w:tr>
+        <w:tc>
+          <w:tcPr>
+            <w:tcW w:type="dxa" w:w="3364"/>
+          </w:tcPr>
+          <w:p>
+            <w:r>
+              <w:t>VERSIONE</w:t>
+            </w:r>
+          </w:p>
+        </w:tc>
+        <w:tc>
+          <w:tcPr>
+            <w:tcW w:type="dxa" w:w="3364"/>
+          </w:tcPr>
+          <w:p>
+            <w:r>
+              <w:t>Mostra la versione firmware installata.</w:t>
+            </w:r>
+          </w:p>
+        </w:tc>
+        <w:tc>
+          <w:tcPr>
+            <w:tcW w:type="dxa" w:w="3364"/>
+          </w:tcPr>
+          <w:p>
+            <w:r>
+              <w:t>Permette di verificare rapidamente che tutti i FENCEWALL siano aggiornati. Mostra versione firmware, commit tecnico e nome del FENCEWALL.</w:t>
+            </w:r>
+          </w:p>
+        </w:tc>
+      </w:tr>
+      <w:tr>
+        <w:tc>
+          <w:tcPr>
+            <w:tcW w:type="dxa" w:w="3364"/>
+          </w:tcPr>
+          <w:p>
+            <w:r>
+              <w:t>POWER OFF</w:t>
+            </w:r>
+          </w:p>
+        </w:tc>
+        <w:tc>
+          <w:tcPr>
+            <w:tcW w:type="dxa" w:w="3364"/>
+          </w:tcPr>
+          <w:p>
+            <w:r>
+              <w:t>Spegne correttamente FENCEWALL.</w:t>
+            </w:r>
+          </w:p>
+        </w:tc>
+        <w:tc>
+          <w:tcPr>
+            <w:tcW w:type="dxa" w:w="3364"/>
+          </w:tcPr>
+          <w:p>
+            <w:r>
+              <w:t>Entrare nella voce, confermare con il pulsante bianco e attendere lo spegnimento completo prima di togliere alimentazione.</w:t>
             </w:r>
           </w:p>
         </w:tc>
@@ -2250,7 +2331,7 @@
               <w:spacing w:after="60"/>
             </w:pPr>
             <w:r>
-              <w:t>Quando FenceWall Rack pilota il ledwall principale.</w:t>
+              <w:t>Quando FENCEWALL pilota il ledwall principale.</w:t>
             </w:r>
           </w:p>
         </w:tc>
@@ -2306,7 +2387,7 @@
               <w:spacing w:after="60"/>
             </w:pPr>
             <w:r>
-              <w:t>Quando FenceWall Rack pilota il sottopedana.</w:t>
+              <w:t>Quando FENCEWALL pilota il sottopedana.</w:t>
             </w:r>
           </w:p>
         </w:tc>
@@ -2702,7 +2783,7 @@
         <w:pStyle w:val="ListBullet"/>
       </w:pPr>
       <w:r>
-        <w:t>FenceWall Rack acceso e avviato correttamente.</w:t>
+        <w:t>FENCEWALL acceso e avviato correttamente.</w:t>
       </w:r>
     </w:p>
     <w:p>
@@ -2759,6 +2840,14 @@
       </w:pPr>
       <w:r>
         <w:t>Schermo/ledwall non va in risparmio energetico durante la pausa.</w:t>
+      </w:r>
+    </w:p>
+    <w:p>
+      <w:pPr>
+        <w:pStyle w:val="ListBullet"/>
+      </w:pPr>
+      <w:r>
+        <w:t>Versione firmware verificata dal menu VERSIONE, soprattutto quando più FENCEWALL lavorano nello stesso evento.</w:t>
       </w:r>
     </w:p>
     <w:p>
@@ -3182,6 +3271,70 @@
           </w:p>
         </w:tc>
       </w:tr>
+      <w:tr>
+        <w:tc>
+          <w:tcPr>
+            <w:tcW w:type="dxa" w:w="3364"/>
+          </w:tcPr>
+          <w:p>
+            <w:r>
+              <w:t>Versione diversa tra FENCEWALL</w:t>
+            </w:r>
+          </w:p>
+        </w:tc>
+        <w:tc>
+          <w:tcPr>
+            <w:tcW w:type="dxa" w:w="3364"/>
+          </w:tcPr>
+          <w:p>
+            <w:r>
+              <w:t>Menu VERSIONE mostra numeri firmware differenti.</w:t>
+            </w:r>
+          </w:p>
+        </w:tc>
+        <w:tc>
+          <w:tcPr>
+            <w:tcW w:type="dxa" w:w="3364"/>
+          </w:tcPr>
+          <w:p>
+            <w:r>
+              <w:t>Eseguire UPDATE da display sui dispositivi non allineati e riavviare quando richiesto.</w:t>
+            </w:r>
+          </w:p>
+        </w:tc>
+      </w:tr>
+      <w:tr>
+        <w:tc>
+          <w:tcPr>
+            <w:tcW w:type="dxa" w:w="3364"/>
+          </w:tcPr>
+          <w:p>
+            <w:r>
+              <w:t>Spegnimento non corretto</w:t>
+            </w:r>
+          </w:p>
+        </w:tc>
+        <w:tc>
+          <w:tcPr>
+            <w:tcW w:type="dxa" w:w="3364"/>
+          </w:tcPr>
+          <w:p>
+            <w:r>
+              <w:t>Alimentazione tolta senza POWER OFF.</w:t>
+            </w:r>
+          </w:p>
+        </w:tc>
+        <w:tc>
+          <w:tcPr>
+            <w:tcW w:type="dxa" w:w="3364"/>
+          </w:tcPr>
+          <w:p>
+            <w:r>
+              <w:t>Usare sempre POWER OFF dal display, poi attendere lo spegnimento completo prima di agire sull’interruttore.</w:t>
+            </w:r>
+          </w:p>
+        </w:tc>
+      </w:tr>
     </w:tbl>
     <w:p>
       <w:pPr>
@@ -3212,7 +3365,7 @@
         <w:pStyle w:val="ListBullet"/>
       </w:pPr>
       <w:r>
-        <w:t>Per aggiornamenti software usare preferibilmente la voce UPDATE del display: questa scarica gli aggiornamenti e installa anche le dipendenze necessarie alle funzioni OLED, come il QRCode del manuale.</w:t>
+        <w:t>Per aggiornamenti software usare preferibilmente la voce UPDATE del display: questa scarica gli aggiornamenti e installa anche le dipendenze necessarie, come QRCode del manuale e ottimizzazione video pubblicitari.</w:t>
       </w:r>
     </w:p>
     <w:p>
@@ -3220,13 +3373,14 @@
         <w:pStyle w:val="ListBullet"/>
       </w:pPr>
       <w:r>
-        <w:t>Per riavvio rapido usare la voce REBOOT del display.</w:t>
+        <w:t>Per riavvio rapido usare la voce REBOOT del display. Per spegnere correttamente usare POWER OFF e attendere lo spegnimento prima di togliere alimentazione.</w:t>
       </w:r>
     </w:p>
     <w:sectPr>
       <w:footerReference w:type="default" r:id="rId9"/>
       <w:footerReference w:type="first" r:id="rId13"/>
       <w:footerReference w:type="even" r:id="rId14"/>
+      <w:headerReference w:type="default" r:id="rId15"/>
       <w:pgSz w:w="11906" w:h="16838"/>
       <w:pgMar w:top="850" w:right="907" w:bottom="850" w:left="907" w:header="720" w:footer="720" w:gutter="0"/>
       <w:cols w:space="720"/>
@@ -3243,75 +3397,24 @@
       <w:jc w:val="center"/>
     </w:pPr>
     <w:r>
-      <w:rPr>
-        <w:rFonts w:ascii="Arial" w:hAnsi="Arial"/>
-      </w:rPr>
-      <w:t xml:space="preserve">FENCEWALL by SCHERMALAB - Manuale utente finale - versione 1.1 - 07/08/2026 - pagina </w:t>
+      <w:rPr/>
+      <w:t xml:space="preserve">FENCEWALL by SCHERMALAB - Manuale utente finale - versione 1.2 - 07/08/2026 - pagina </w:t>
     </w:r>
     <w:r>
-      <w:rPr>
-        <w:rFonts w:ascii="Arial" w:hAnsi="Arial"/>
-      </w:rPr>
       <w:fldChar w:fldCharType="begin"/>
-    </w:r>
-    <w:r>
-      <w:rPr>
-        <w:rFonts w:ascii="Arial" w:hAnsi="Arial"/>
-      </w:rPr>
       <w:instrText xml:space="preserve"> PAGE </w:instrText>
-    </w:r>
-    <w:r>
-      <w:rPr>
-        <w:rFonts w:ascii="Arial" w:hAnsi="Arial"/>
-      </w:rPr>
       <w:fldChar w:fldCharType="separate"/>
-    </w:r>
-    <w:r>
-      <w:rPr>
-        <w:rFonts w:ascii="Arial" w:hAnsi="Arial"/>
-      </w:rPr>
       <w:t>1</w:t>
-    </w:r>
-    <w:r>
-      <w:rPr>
-        <w:rFonts w:ascii="Arial" w:hAnsi="Arial"/>
-      </w:rPr>
       <w:fldChar w:fldCharType="end"/>
     </w:r>
     <w:r>
-      <w:rPr>
-        <w:rFonts w:ascii="Arial" w:hAnsi="Arial"/>
-      </w:rPr>
       <w:t xml:space="preserve"> di </w:t>
     </w:r>
     <w:r>
-      <w:rPr>
-        <w:rFonts w:ascii="Arial" w:hAnsi="Arial"/>
-      </w:rPr>
       <w:fldChar w:fldCharType="begin"/>
-    </w:r>
-    <w:r>
-      <w:rPr>
-        <w:rFonts w:ascii="Arial" w:hAnsi="Arial"/>
-      </w:rPr>
       <w:instrText xml:space="preserve"> NUMPAGES </w:instrText>
-    </w:r>
-    <w:r>
-      <w:rPr>
-        <w:rFonts w:ascii="Arial" w:hAnsi="Arial"/>
-      </w:rPr>
       <w:fldChar w:fldCharType="separate"/>
-    </w:r>
-    <w:r>
-      <w:rPr>
-        <w:rFonts w:ascii="Arial" w:hAnsi="Arial"/>
-      </w:rPr>
       <w:t>1</w:t>
-    </w:r>
-    <w:r>
-      <w:rPr>
-        <w:rFonts w:ascii="Arial" w:hAnsi="Arial"/>
-      </w:rPr>
       <w:fldChar w:fldCharType="end"/>
     </w:r>
   </w:p>
@@ -3480,6 +3583,16 @@
     </w:r>
   </w:p>
 </w:ftr>
+</file>
+
+<file path=word/header1.xml><?xml version="1.0" encoding="utf-8"?>
+<w:hdr xmlns:m="http://schemas.openxmlformats.org/officeDocument/2006/math" xmlns:mc="http://schemas.openxmlformats.org/markup-compatibility/2006" xmlns:mo="http://schemas.microsoft.com/office/mac/office/2008/main" xmlns:mv="urn:schemas-microsoft-com:mac:vml" xmlns:o="urn:schemas-microsoft-com:office:office" xmlns:r="http://schemas.openxmlformats.org/officeDocument/2006/relationships" xmlns:v="urn:schemas-microsoft-com:vml" xmlns:w10="urn:schemas-microsoft-com:office:word" xmlns:w14="http://schemas.microsoft.com/office/word/2010/wordml" xmlns:w="http://schemas.openxmlformats.org/wordprocessingml/2006/main" xmlns:wne="http://schemas.microsoft.com/office/word/2006/wordml" xmlns:wp14="http://schemas.microsoft.com/office/word/2010/wordprocessingDrawing" xmlns:wp="http://schemas.openxmlformats.org/drawingml/2006/wordprocessingDrawing" xmlns:wpc="http://schemas.microsoft.com/office/word/2010/wordprocessingCanvas" xmlns:wpg="http://schemas.microsoft.com/office/word/2010/wordprocessingGroup" xmlns:wpi="http://schemas.microsoft.com/office/word/2010/wordprocessingInk" xmlns:wps="http://schemas.microsoft.com/office/word/2010/wordprocessingShape" mc:Ignorable="w14 wp14">
+  <w:p>
+    <w:pPr>
+      <w:pStyle w:val="Header"/>
+    </w:pPr>
+  </w:p>
+</w:hdr>
 </file>
 
 <file path=word/numbering.xml><?xml version="1.0" encoding="utf-8"?>
